--- a/library/06_PPT_실무가이드.docx
+++ b/library/06_PPT_실무가이드.docx
@@ -733,6 +733,14 @@
       </w:pPr>
       <w:r>
         <w:t xml:space="preserve">이 라이브러리의 03_슬라이드_요소.pptx 는 빈 화면에 직접 그린 것이라 복사해 쓰기 좋다</w:t>
+      </w:r>
+    </w:p>
+    <w:p>
+      <w:pPr>
+        <w:pStyle w:val="DocBullet"/>
+      </w:pPr>
+      <w:r>
+        <w:t xml:space="preserve">아이콘이 필요하면 같은 파일 30~31쪽에서 복사한다(도형이라 색·크기 변경 가능)</w:t>
       </w:r>
     </w:p>
     <w:p>
